--- a/Peer Review.docx
+++ b/Peer Review.docx
@@ -2,7 +2,383 @@
 <file path=word/document.xml><?xml version="1.0" encoding="utf-8"?>
 <w:document xmlns:wpc="http://schemas.microsoft.com/office/word/2010/wordprocessingCanvas" xmlns:cx="http://schemas.microsoft.com/office/drawing/2014/chartex" xmlns:cx1="http://schemas.microsoft.com/office/drawing/2015/9/8/chartex" xmlns:cx2="http://schemas.microsoft.com/office/drawing/2015/10/21/chartex" xmlns:cx3="http://schemas.microsoft.com/office/drawing/2016/5/9/chartex" xmlns:cx4="http://schemas.microsoft.com/office/drawing/2016/5/10/chartex" xmlns:cx5="http://schemas.microsoft.com/office/drawing/2016/5/11/chartex" xmlns:cx6="http://schemas.microsoft.com/office/drawing/2016/5/12/chartex" xmlns:cx7="http://schemas.microsoft.com/office/drawing/2016/5/13/chartex" xmlns:cx8="http://schemas.microsoft.com/office/drawing/2016/5/14/chartex" xmlns:mc="http://schemas.openxmlformats.org/markup-compatibility/2006" xmlns:aink="http://schemas.microsoft.com/office/drawing/2016/ink" xmlns:am3d="http://schemas.microsoft.com/office/drawing/2017/model3d" xmlns:o="urn:schemas-microsoft-com:office:office" xmlns:oel="http://schemas.microsoft.com/office/2019/extlst" xmlns:r="http://schemas.openxmlformats.org/officeDocument/2006/relationships" xmlns:m="http://schemas.openxmlformats.org/officeDocument/2006/math" xmlns:v="urn:schemas-microsoft-com:vml" xmlns:wp14="http://schemas.microsoft.com/office/word/2010/wordprocessingDrawing" xmlns:wp="http://schemas.openxmlformats.org/drawingml/2006/wordprocessingDrawing" xmlns:w10="urn:schemas-microsoft-com:office:word" xmlns:w="http://schemas.openxmlformats.org/wordprocessingml/2006/main" xmlns:w14="http://schemas.microsoft.com/office/word/2010/wordml" xmlns:w15="http://schemas.microsoft.com/office/word/2012/wordml" xmlns:w16cex="http://schemas.microsoft.com/office/word/2018/wordml/cex" xmlns:w16cid="http://schemas.microsoft.com/office/word/2016/wordml/cid" xmlns:w16="http://schemas.microsoft.com/office/word/2018/wordml" xmlns:w16du="http://schemas.microsoft.com/office/word/2023/wordml/word16du" xmlns:w16sdtdh="http://schemas.microsoft.com/office/word/2020/wordml/sdtdatahash" xmlns:w16se="http://schemas.microsoft.com/office/word/2015/wordml/symex" xmlns:wpg="http://schemas.microsoft.com/office/word/2010/wordprocessingGroup" xmlns:wpi="http://schemas.microsoft.com/office/word/2010/wordprocessingInk" xmlns:wne="http://schemas.microsoft.com/office/word/2006/wordml" xmlns:wps="http://schemas.microsoft.com/office/word/2010/wordprocessingShape" mc:Ignorable="w14 w15 w16se w16cid w16 w16cex w16sdtdh wp14">
   <w:body>
-    <w:p/>
+    <w:p>
+      <w:pPr>
+        <w:jc w:val="center"/>
+        <w:rPr>
+          <w:rFonts w:asciiTheme="majorBidi" w:hAnsiTheme="majorBidi" w:cstheme="majorBidi"/>
+          <w:color w:val="000000"/>
+          <w:sz w:val="20"/>
+          <w:szCs w:val="20"/>
+        </w:rPr>
+      </w:pPr>
+      <w:r>
+        <w:rPr>
+          <w:rFonts w:asciiTheme="majorBidi" w:hAnsiTheme="majorBidi" w:cstheme="majorBidi"/>
+          <w:b/>
+          <w:bCs/>
+          <w:sz w:val="52"/>
+          <w:szCs w:val="52"/>
+          <w:u w:val="single"/>
+          <w:lang w:val="en-US"/>
+        </w:rPr>
+        <w:t>Peer Review:</w:t>
+      </w:r>
+      <w:r>
+        <w:rPr>
+          <w:rFonts w:asciiTheme="majorBidi" w:hAnsiTheme="majorBidi" w:cstheme="majorBidi"/>
+          <w:color w:val="000000"/>
+          <w:sz w:val="20"/>
+          <w:szCs w:val="20"/>
+        </w:rPr>
+        <w:t xml:space="preserve"> </w:t>
+      </w:r>
+    </w:p>
+    <w:p>
+      <w:pPr>
+        <w:jc w:val="center"/>
+        <w:rPr>
+          <w:rFonts w:asciiTheme="majorBidi" w:eastAsia="Times New Roman" w:hAnsiTheme="majorBidi" w:cstheme="majorBidi"/>
+          <w:color w:val="000000"/>
+          <w:kern w:val="0"/>
+          <w:sz w:val="28"/>
+          <w:szCs w:val="28"/>
+          <w:lang/>
+          <w14:ligatures w14:val="none"/>
+        </w:rPr>
+      </w:pPr>
+      <w:r>
+        <w:rPr>
+          <w:rFonts w:asciiTheme="majorBidi" w:eastAsia="Times New Roman" w:hAnsiTheme="majorBidi" w:cstheme="majorBidi"/>
+          <w:color w:val="000000"/>
+          <w:kern w:val="0"/>
+          <w:sz w:val="28"/>
+          <w:szCs w:val="28"/>
+          <w:lang/>
+          <w14:ligatures w14:val="none"/>
+        </w:rPr>
+        <w:t>Plant Watering Automatic System</w:t>
+      </w:r>
+    </w:p>
+    <w:p>
+      <w:pPr>
+        <w:rPr>
+          <w:rFonts w:asciiTheme="majorBidi" w:eastAsia="Times New Roman" w:hAnsiTheme="majorBidi" w:cstheme="majorBidi"/>
+          <w:color w:val="000000"/>
+          <w:kern w:val="0"/>
+          <w:sz w:val="28"/>
+          <w:szCs w:val="28"/>
+          <w:lang w:val="en-US"/>
+          <w14:ligatures w14:val="none"/>
+        </w:rPr>
+      </w:pPr>
+      <w:r>
+        <w:rPr>
+          <w:rFonts w:asciiTheme="majorBidi" w:eastAsia="Times New Roman" w:hAnsiTheme="majorBidi" w:cstheme="majorBidi"/>
+          <w:b/>
+          <w:bCs/>
+          <w:color w:val="000000"/>
+          <w:kern w:val="0"/>
+          <w:sz w:val="28"/>
+          <w:szCs w:val="28"/>
+          <w:lang w:val="en-US"/>
+          <w14:ligatures w14:val="none"/>
+        </w:rPr>
+        <w:t xml:space="preserve">Problem definition: </w:t>
+      </w:r>
+      <w:r>
+        <w:rPr>
+          <w:rFonts w:asciiTheme="majorBidi" w:eastAsia="Times New Roman" w:hAnsiTheme="majorBidi" w:cstheme="majorBidi"/>
+          <w:color w:val="000000"/>
+          <w:kern w:val="0"/>
+          <w:sz w:val="28"/>
+          <w:szCs w:val="28"/>
+          <w:lang w:val="en-US"/>
+          <w14:ligatures w14:val="none"/>
+        </w:rPr>
+        <w:t>The problem is well defined, both who will profit and the importance of finding the solution are clear and unambiguous from the description in the REAME file.</w:t>
+      </w:r>
+    </w:p>
+    <w:p>
+      <w:pPr>
+        <w:rPr>
+          <w:rFonts w:asciiTheme="majorBidi" w:eastAsia="Times New Roman" w:hAnsiTheme="majorBidi" w:cstheme="majorBidi"/>
+          <w:color w:val="000000"/>
+          <w:kern w:val="0"/>
+          <w:sz w:val="28"/>
+          <w:szCs w:val="28"/>
+          <w:lang w:val="en-US"/>
+          <w14:ligatures w14:val="none"/>
+        </w:rPr>
+      </w:pPr>
+      <w:r>
+        <w:rPr>
+          <w:rFonts w:asciiTheme="majorBidi" w:eastAsia="Times New Roman" w:hAnsiTheme="majorBidi" w:cstheme="majorBidi"/>
+          <w:b/>
+          <w:bCs/>
+          <w:color w:val="000000"/>
+          <w:kern w:val="0"/>
+          <w:sz w:val="28"/>
+          <w:szCs w:val="28"/>
+          <w:lang w:val="en-US"/>
+          <w14:ligatures w14:val="none"/>
+        </w:rPr>
+        <w:t xml:space="preserve">Proposed Solution: </w:t>
+      </w:r>
+      <w:r>
+        <w:rPr>
+          <w:rFonts w:asciiTheme="majorBidi" w:eastAsia="Times New Roman" w:hAnsiTheme="majorBidi" w:cstheme="majorBidi"/>
+          <w:color w:val="000000"/>
+          <w:kern w:val="0"/>
+          <w:sz w:val="28"/>
+          <w:szCs w:val="28"/>
+          <w:lang w:val="en-US"/>
+          <w14:ligatures w14:val="none"/>
+        </w:rPr>
+        <w:t>The solution seams to make sense on paper, it is a valid solution to the problem.</w:t>
+      </w:r>
+    </w:p>
+    <w:p>
+      <w:pPr>
+        <w:rPr>
+          <w:rFonts w:asciiTheme="majorBidi" w:eastAsia="Times New Roman" w:hAnsiTheme="majorBidi" w:cstheme="majorBidi"/>
+          <w:color w:val="000000"/>
+          <w:kern w:val="0"/>
+          <w:sz w:val="28"/>
+          <w:szCs w:val="28"/>
+          <w:lang w:val="en-US"/>
+          <w14:ligatures w14:val="none"/>
+        </w:rPr>
+      </w:pPr>
+      <w:r>
+        <w:rPr>
+          <w:rFonts w:asciiTheme="majorBidi" w:eastAsia="Times New Roman" w:hAnsiTheme="majorBidi" w:cstheme="majorBidi"/>
+          <w:b/>
+          <w:bCs/>
+          <w:color w:val="000000"/>
+          <w:kern w:val="0"/>
+          <w:sz w:val="28"/>
+          <w:szCs w:val="28"/>
+          <w:lang w:val="en-US"/>
+          <w14:ligatures w14:val="none"/>
+        </w:rPr>
+        <w:t>Results:</w:t>
+      </w:r>
+      <w:r>
+        <w:rPr>
+          <w:rFonts w:asciiTheme="majorBidi" w:eastAsia="Times New Roman" w:hAnsiTheme="majorBidi" w:cstheme="majorBidi"/>
+          <w:color w:val="000000"/>
+          <w:kern w:val="0"/>
+          <w:sz w:val="28"/>
+          <w:szCs w:val="28"/>
+          <w:lang w:val="en-US"/>
+          <w14:ligatures w14:val="none"/>
+        </w:rPr>
+        <w:t xml:space="preserve"> The team uploaded a YouTube video explaining </w:t>
+      </w:r>
+      <w:r>
+        <w:rPr>
+          <w:rFonts w:asciiTheme="majorBidi" w:eastAsia="Times New Roman" w:hAnsiTheme="majorBidi" w:cstheme="majorBidi"/>
+          <w:color w:val="000000"/>
+          <w:kern w:val="0"/>
+          <w:sz w:val="28"/>
+          <w:szCs w:val="28"/>
+          <w:lang w:val="en-US"/>
+          <w14:ligatures w14:val="none"/>
+        </w:rPr>
+        <w:t>their</w:t>
+      </w:r>
+      <w:r>
+        <w:rPr>
+          <w:rFonts w:asciiTheme="majorBidi" w:eastAsia="Times New Roman" w:hAnsiTheme="majorBidi" w:cstheme="majorBidi"/>
+          <w:color w:val="000000"/>
+          <w:kern w:val="0"/>
+          <w:sz w:val="28"/>
+          <w:szCs w:val="28"/>
+          <w:lang w:val="en-US"/>
+          <w14:ligatures w14:val="none"/>
+        </w:rPr>
+        <w:t xml:space="preserve"> work in more </w:t>
+      </w:r>
+      <w:r>
+        <w:rPr>
+          <w:rFonts w:asciiTheme="majorBidi" w:eastAsia="Times New Roman" w:hAnsiTheme="majorBidi" w:cstheme="majorBidi"/>
+          <w:color w:val="000000"/>
+          <w:kern w:val="0"/>
+          <w:sz w:val="28"/>
+          <w:szCs w:val="28"/>
+          <w:lang w:val="en-US"/>
+          <w14:ligatures w14:val="none"/>
+        </w:rPr>
+        <w:t>detail and</w:t>
+      </w:r>
+      <w:r>
+        <w:rPr>
+          <w:rFonts w:asciiTheme="majorBidi" w:eastAsia="Times New Roman" w:hAnsiTheme="majorBidi" w:cstheme="majorBidi"/>
+          <w:color w:val="000000"/>
+          <w:kern w:val="0"/>
+          <w:sz w:val="28"/>
+          <w:szCs w:val="28"/>
+          <w:lang w:val="en-US"/>
+          <w14:ligatures w14:val="none"/>
+        </w:rPr>
+        <w:t xml:space="preserve"> showing tangible results in practice.</w:t>
+      </w:r>
+      <w:r>
+        <w:rPr>
+          <w:rFonts w:asciiTheme="majorBidi" w:eastAsia="Times New Roman" w:hAnsiTheme="majorBidi" w:cstheme="majorBidi"/>
+          <w:color w:val="000000"/>
+          <w:kern w:val="0"/>
+          <w:sz w:val="28"/>
+          <w:szCs w:val="28"/>
+          <w:lang w:val="en-US"/>
+          <w14:ligatures w14:val="none"/>
+        </w:rPr>
+        <w:t xml:space="preserve"> They also claim it works</w:t>
+      </w:r>
+    </w:p>
+    <w:p>
+      <w:pPr>
+        <w:rPr>
+          <w:rFonts w:asciiTheme="majorBidi" w:eastAsia="Times New Roman" w:hAnsiTheme="majorBidi" w:cstheme="majorBidi"/>
+          <w:color w:val="000000"/>
+          <w:kern w:val="0"/>
+          <w:sz w:val="28"/>
+          <w:szCs w:val="28"/>
+          <w:lang w:val="en-US"/>
+          <w14:ligatures w14:val="none"/>
+        </w:rPr>
+      </w:pPr>
+      <w:r>
+        <w:rPr>
+          <w:rFonts w:asciiTheme="majorBidi" w:eastAsia="Times New Roman" w:hAnsiTheme="majorBidi" w:cstheme="majorBidi"/>
+          <w:b/>
+          <w:bCs/>
+          <w:color w:val="000000"/>
+          <w:kern w:val="0"/>
+          <w:sz w:val="28"/>
+          <w:szCs w:val="28"/>
+          <w:lang w:val="en-US"/>
+          <w14:ligatures w14:val="none"/>
+        </w:rPr>
+        <w:t xml:space="preserve">Future work: </w:t>
+      </w:r>
+      <w:r>
+        <w:rPr>
+          <w:rFonts w:asciiTheme="majorBidi" w:eastAsia="Times New Roman" w:hAnsiTheme="majorBidi" w:cstheme="majorBidi"/>
+          <w:color w:val="000000"/>
+          <w:kern w:val="0"/>
+          <w:sz w:val="28"/>
+          <w:szCs w:val="28"/>
+          <w:lang w:val="en-US"/>
+          <w14:ligatures w14:val="none"/>
+        </w:rPr>
+        <w:t>The proposal for further development is intriguing and point at improving the care for domesticated plants. The report mentions challenges tackled throughout the project; it therefore seams the features in the report could have good educational value, as well as paramount implications.</w:t>
+      </w:r>
+    </w:p>
+    <w:p>
+      <w:pPr>
+        <w:rPr>
+          <w:rFonts w:asciiTheme="majorBidi" w:eastAsia="Times New Roman" w:hAnsiTheme="majorBidi" w:cstheme="majorBidi"/>
+          <w:color w:val="000000"/>
+          <w:kern w:val="0"/>
+          <w:sz w:val="28"/>
+          <w:szCs w:val="28"/>
+          <w:u w:val="single"/>
+          <w:lang w:val="en-US"/>
+          <w14:ligatures w14:val="none"/>
+        </w:rPr>
+      </w:pPr>
+      <w:r>
+        <w:rPr>
+          <w:rFonts w:asciiTheme="majorBidi" w:eastAsia="Times New Roman" w:hAnsiTheme="majorBidi" w:cstheme="majorBidi"/>
+          <w:color w:val="000000"/>
+          <w:kern w:val="0"/>
+          <w:sz w:val="28"/>
+          <w:szCs w:val="28"/>
+          <w:u w:val="single"/>
+          <w:lang w:val="en-US"/>
+          <w14:ligatures w14:val="none"/>
+        </w:rPr>
+        <w:t>General review</w:t>
+      </w:r>
+      <w:r>
+        <w:rPr>
+          <w:rFonts w:asciiTheme="majorBidi" w:eastAsia="Times New Roman" w:hAnsiTheme="majorBidi" w:cstheme="majorBidi"/>
+          <w:color w:val="000000"/>
+          <w:kern w:val="0"/>
+          <w:sz w:val="28"/>
+          <w:szCs w:val="28"/>
+          <w:u w:val="single"/>
+          <w:lang w:val="en-US"/>
+          <w14:ligatures w14:val="none"/>
+        </w:rPr>
+        <w:t>:</w:t>
+      </w:r>
+    </w:p>
+    <w:p>
+      <w:pPr>
+        <w:rPr>
+          <w:rFonts w:asciiTheme="majorBidi" w:eastAsia="Times New Roman" w:hAnsiTheme="majorBidi" w:cstheme="majorBidi"/>
+          <w:color w:val="000000"/>
+          <w:kern w:val="0"/>
+          <w:sz w:val="28"/>
+          <w:szCs w:val="28"/>
+          <w:lang w:val="en-US"/>
+          <w14:ligatures w14:val="none"/>
+        </w:rPr>
+      </w:pPr>
+      <w:r>
+        <w:rPr>
+          <w:rFonts w:asciiTheme="majorBidi" w:eastAsia="Times New Roman" w:hAnsiTheme="majorBidi" w:cstheme="majorBidi" w:hint="cs"/>
+          <w:color w:val="000000"/>
+          <w:kern w:val="0"/>
+          <w:sz w:val="28"/>
+          <w:szCs w:val="28"/>
+          <w:lang w:val="en-US"/>
+          <w14:ligatures w14:val="none"/>
+        </w:rPr>
+        <w:t>O</w:t>
+      </w:r>
+      <w:r>
+        <w:rPr>
+          <w:rFonts w:asciiTheme="majorBidi" w:eastAsia="Times New Roman" w:hAnsiTheme="majorBidi" w:cstheme="majorBidi"/>
+          <w:color w:val="000000"/>
+          <w:kern w:val="0"/>
+          <w:sz w:val="28"/>
+          <w:szCs w:val="28"/>
+          <w:lang w:val="en-US"/>
+          <w14:ligatures w14:val="none"/>
+        </w:rPr>
+        <w:t xml:space="preserve">verall, the project report is coherent and seams to draw a good picture describing the mission, the journey traversed, and finally, conclusions that were drawn from the experience. </w:t>
+      </w:r>
+    </w:p>
+    <w:p>
+      <w:pPr>
+        <w:rPr>
+          <w:rFonts w:asciiTheme="majorBidi" w:eastAsia="Times New Roman" w:hAnsiTheme="majorBidi" w:cstheme="majorBidi"/>
+          <w:color w:val="000000"/>
+          <w:kern w:val="0"/>
+          <w:sz w:val="28"/>
+          <w:szCs w:val="28"/>
+          <w:lang w:val="en-US"/>
+          <w14:ligatures w14:val="none"/>
+        </w:rPr>
+      </w:pPr>
+    </w:p>
+    <w:p>
+      <w:pPr>
+        <w:jc w:val="center"/>
+        <w:rPr>
+          <w:rFonts w:asciiTheme="majorBidi" w:hAnsiTheme="majorBidi" w:cstheme="majorBidi"/>
+          <w:b/>
+          <w:bCs/>
+          <w:sz w:val="52"/>
+          <w:szCs w:val="52"/>
+          <w:u w:val="single"/>
+        </w:rPr>
+      </w:pPr>
+    </w:p>
     <w:sectPr>
       <w:pgSz w:w="11906" w:h="16838"/>
       <w:pgMar w:top="1440" w:right="1440" w:bottom="1440" w:left="1440" w:header="720" w:footer="720" w:gutter="0"/>
